--- a/03_Outputs/final scripts/zh/Module 6/6.2.0-zh.docx
+++ b/03_Outputs/final scripts/zh/Module 6/6.2.0-zh.docx
@@ -9,22 +9,22 @@
     </w:p>
     <w:p>
       <w:r>
-        <w:t>在上一章中，我们探讨了能源系统及其排放来源。现在我们将转向未来的道路——那些真正能够降低排放的路径。在本章中，我们将了解整个经济如何实现脱碳，哪些创新使之成为可能，以及提高效率和更智能的需求如何加快转型。</w:t>
+        <w:t>在上一章中，我们探讨了能源系统及其排放来源。现在，我们将转向未来的道路——那些真正能够降低排放的路径。在本章中，我们将了解整个经济如何实现脱碳，哪些创新使之成为可能，以及提高效率和智能需求如何加速转型。</w:t>
       </w:r>
     </w:p>
     <w:p>
       <w:r>
-        <w:t>我们将从终端使用部门开始——交通、工业、农业和建筑。在上一章中，我们看到了它们的排放；现在我们将研究电气化、低碳燃料和工艺变革如何推动它们的排放下降，特别是在难以减排的领域。</w:t>
+        <w:t>我们将从终端使用部门开始——交通、工业、农业和建筑。在上一章中，我们看到了它们的排放；现在，我们将研究电气化、低碳燃料和工艺变革如何推动它们的排放下降，特别是在难以减排的领域。</w:t>
       </w:r>
     </w:p>
     <w:p>
       <w:r>
-        <w:t>然后，我们将转向创新。我们将重点介绍具有变革性的解决方案，如绿色氢能和大规模储能，并探讨它们如何与可再生能源互补，实现深度脱碳。</w:t>
+        <w:t>接下来，我们将关注创新。我们将重点介绍具有变革性的解决方案，如绿色氢能和大规模能源存储，看看它们如何与可再生能源互补，实现深度脱碳。</w:t>
       </w:r>
     </w:p>
     <w:p>
       <w:r>
-        <w:t>接下来，我们将关注能源效率和需求管理。我们将探索“少用”和“用得更聪明”——通过更好的建筑设计、更高效的工业流程和更智能的交通系统——如何实现即时的减排，同时降低成本，减轻基础设施的压力。</w:t>
+        <w:t>然后，我们将转向能源效率和需求管理。我们将探讨“少用”和“用得更聪明”——通过更好的建筑设计、更高效的工业流程和更智能的交通系统——如何在降低成本、减轻基础设施压力的同时，实现即时的排放削减。</w:t>
       </w:r>
     </w:p>
     <w:p>
